--- a/spark/Spark on YARN notes.docx
+++ b/spark/Spark on YARN notes.docx
@@ -7,37 +7,6 @@
         <w:pStyle w:val="Heading1"/>
       </w:pPr>
       <w:r>
-        <w:t>Starting Spark Session</w:t>
-      </w:r>
-    </w:p>
-    <w:p>
-      <w:r>
-        <w:t>In order to start a Spark Session to run Spark jobs on YARN we need to use this code:</w:t>
-      </w:r>
-    </w:p>
-    <w:p>
-      <w:pPr>
-        <w:pStyle w:val="ListParagraph"/>
-        <w:numPr>
-          <w:ilvl w:val="0"/>
-          <w:numId w:val="1"/>
-        </w:numPr>
-      </w:pPr>
-      <w:r>
-        <w:t>SparkSession.builder.master("</w:t>
-      </w:r>
-      <w:r>
-        <w:t>yarn</w:t>
-      </w:r>
-      <w:r>
-        <w:t>").getOrCreate()</w:t>
-      </w:r>
-    </w:p>
-    <w:p>
-      <w:pPr>
-        <w:pStyle w:val="Heading1"/>
-      </w:pPr>
-      <w:r>
         <w:t>ApplicationMaster</w:t>
       </w:r>
       <w:r>
@@ -147,10 +116,10 @@
         <w:t xml:space="preserve">a </w:t>
       </w:r>
       <w:r>
-        <w:t xml:space="preserve">node (NodeManager) on which to run the </w:t>
-      </w:r>
-      <w:r>
-        <w:t>ApplicationMaster</w:t>
+        <w:t>node (NodeManager) on which to run the ApplicationMaster</w:t>
+      </w:r>
+      <w:r>
+        <w:t xml:space="preserve"> and allocates a container on it</w:t>
       </w:r>
     </w:p>
     <w:p>
@@ -165,13 +134,10 @@
         <w:t xml:space="preserve">The chosen NodeManager </w:t>
       </w:r>
       <w:r>
-        <w:t xml:space="preserve">allocates </w:t>
-      </w:r>
-      <w:r>
-        <w:t xml:space="preserve">a </w:t>
-      </w:r>
-      <w:r>
-        <w:t>container for the ApplicationMaster and launches it</w:t>
+        <w:t xml:space="preserve">and launches </w:t>
+      </w:r>
+      <w:r>
+        <w:t>the container</w:t>
       </w:r>
     </w:p>
     <w:p>
@@ -183,10 +149,7 @@
         </w:numPr>
       </w:pPr>
       <w:r>
-        <w:t>ApplicationMaster</w:t>
-      </w:r>
-      <w:r>
-        <w:t>:</w:t>
+        <w:t>ApplicationMaster:</w:t>
       </w:r>
     </w:p>
     <w:p>
@@ -285,10 +248,7 @@
         <w:t>ResourceManager</w:t>
       </w:r>
       <w:r>
-        <w:t xml:space="preserve"> </w:t>
-      </w:r>
-      <w:r>
-        <w:t>assigns containers to various NodeManagers</w:t>
+        <w:t xml:space="preserve"> assigns containers to various NodeManagers</w:t>
       </w:r>
     </w:p>
     <w:p>
@@ -300,7 +260,7 @@
         </w:numPr>
       </w:pPr>
       <w:r>
-        <w:t>NodeManagers start executor JVM processes inside those containers</w:t>
+        <w:t>ApplicationMaster gets info from the ResourceManager about which NodeManagers will run containers.</w:t>
       </w:r>
     </w:p>
     <w:p>
@@ -312,7 +272,16 @@
         </w:numPr>
       </w:pPr>
       <w:r>
-        <w:t>Executors communicate with the Driver to receive and execute tasks</w:t>
+        <w:t xml:space="preserve">ApplicationMaster requests </w:t>
+      </w:r>
+      <w:r>
+        <w:t xml:space="preserve">NodeManagers </w:t>
+      </w:r>
+      <w:r>
+        <w:t xml:space="preserve">to </w:t>
+      </w:r>
+      <w:r>
+        <w:t>start executor JVM processes inside those containers</w:t>
       </w:r>
     </w:p>
     <w:p>
@@ -324,10 +293,19 @@
         </w:numPr>
       </w:pPr>
       <w:r>
-        <w:t>ApplicationMaster</w:t>
-      </w:r>
-      <w:r>
-        <w:t xml:space="preserve"> and Executors’ containers are shut down</w:t>
+        <w:t>Executors communicate with the Driver to receive and execute tasks</w:t>
+      </w:r>
+    </w:p>
+    <w:p>
+      <w:pPr>
+        <w:pStyle w:val="ListParagraph"/>
+        <w:numPr>
+          <w:ilvl w:val="0"/>
+          <w:numId w:val="10"/>
+        </w:numPr>
+      </w:pPr>
+      <w:r>
+        <w:t>ApplicationMaster and Executors’ containers are shut down</w:t>
       </w:r>
     </w:p>
     <w:p>
@@ -1067,7 +1045,7 @@
   <w:abstractNum w:abstractNumId="5" w15:restartNumberingAfterBreak="0">
     <w:nsid w:val="4B220CCD"/>
     <w:multiLevelType w:val="hybridMultilevel"/>
-    <w:tmpl w:val="085854AA"/>
+    <w:tmpl w:val="95BCD4D4"/>
     <w:lvl w:ilvl="0" w:tplc="04090001">
       <w:start w:val="1"/>
       <w:numFmt w:val="bullet"/>
@@ -2372,6 +2350,7 @@
   <w:style w:type="character" w:default="1" w:styleId="DefaultParagraphFont">
     <w:name w:val="Default Paragraph Font"/>
     <w:uiPriority w:val="1"/>
+    <w:semiHidden/>
     <w:unhideWhenUsed/>
   </w:style>
   <w:style w:type="table" w:default="1" w:styleId="TableNormal">
